--- a/laser_view/laser_view使用说明.docx
+++ b/laser_view/laser_view使用说明.docx
@@ -966,10 +966,10 @@
           <w:noProof/>
         </w:rPr>
         <w:drawing>
-          <wp:inline distT="0" distB="0" distL="0" distR="0" wp14:anchorId="6D2A29E0" wp14:editId="203DEFED">
-            <wp:extent cx="5274310" cy="3764915"/>
+          <wp:inline distT="0" distB="0" distL="0" distR="0" wp14:anchorId="425FC9F5" wp14:editId="6FC9709D">
+            <wp:extent cx="5274310" cy="3917852"/>
             <wp:effectExtent l="0" t="0" r="2540" b="6985"/>
-            <wp:docPr id="942852283" name="图片 4"/>
+            <wp:docPr id="1866485330" name="图片 1"/>
             <wp:cNvGraphicFramePr>
               <a:graphicFrameLocks xmlns:a="http://schemas.openxmlformats.org/drawingml/2006/main" noChangeAspect="1"/>
             </wp:cNvGraphicFramePr>
@@ -977,7 +977,7 @@
               <a:graphicData uri="http://schemas.openxmlformats.org/drawingml/2006/picture">
                 <pic:pic xmlns:pic="http://schemas.openxmlformats.org/drawingml/2006/picture">
                   <pic:nvPicPr>
-                    <pic:cNvPr id="942852283" name=""/>
+                    <pic:cNvPr id="1866485330" name=""/>
                     <pic:cNvPicPr/>
                   </pic:nvPicPr>
                   <pic:blipFill>
@@ -989,7 +989,7 @@
                   <pic:spPr>
                     <a:xfrm>
                       <a:off x="0" y="0"/>
-                      <a:ext cx="5274310" cy="3764915"/>
+                      <a:ext cx="5275813" cy="3918968"/>
                     </a:xfrm>
                     <a:prstGeom prst="rect">
                       <a:avLst/>
@@ -1060,49 +1060,28 @@
         <w:ind w:firstLineChars="0"/>
       </w:pPr>
       <w:r>
-        <w:rPr>
-          <w:rFonts w:hint="eastAsia"/>
-        </w:rPr>
-        <w:t>Sh</w:t>
-      </w:r>
-      <w:r>
-        <w:t>ow indicator line(</w:t>
-      </w:r>
-      <w:r>
-        <w:rPr>
-          <w:color w:val="4472C4" w:themeColor="accent1"/>
+        <w:t>Polar coordinates items</w:t>
+      </w:r>
+      <w:r>
+        <w:rPr>
+          <w:rFonts w:hint="eastAsia"/>
+        </w:rPr>
+        <w:t>(</w:t>
+      </w:r>
+      <w:r>
+        <w:rPr>
+          <w:color w:val="5B9BD5" w:themeColor="accent5"/>
         </w:rPr>
         <w:t>2</w:t>
       </w:r>
       <w:r>
-        <w:t>)</w:t>
-      </w:r>
-      <w:r>
-        <w:t xml:space="preserve"> </w:t>
-      </w:r>
-      <w:r>
-        <w:rPr>
-          <w:rFonts w:hint="eastAsia"/>
-        </w:rPr>
-        <w:t>可选择显示或关闭显示选定点的测量数据，并可Indica</w:t>
-      </w:r>
-      <w:r>
-        <w:t>tor line items(</w:t>
-      </w:r>
-      <w:r>
-        <w:rPr>
-          <w:color w:val="4472C4" w:themeColor="accent1"/>
-        </w:rPr>
-        <w:t>3</w:t>
-      </w:r>
-      <w:r>
-        <w:t>)</w:t>
-      </w:r>
-      <w:r>
-        <w:rPr>
-          <w:rFonts w:hint="eastAsia"/>
-        </w:rPr>
-        <w:t>进行选择显示信息（点距离/角度/强度）以及修改测量线的颜色</w:t>
+        <w:t xml:space="preserve">) </w:t>
+      </w:r>
+      <w:r>
+        <w:rPr>
+          <w:rFonts w:hint="eastAsia"/>
+        </w:rPr>
+        <w:t>可修改极坐标旋转方向及极坐标起始角度位置</w:t>
       </w:r>
     </w:p>
     <w:p>
@@ -1118,7 +1097,19 @@
         <w:rPr>
           <w:rFonts w:hint="eastAsia"/>
         </w:rPr>
-        <w:t>Point</w:t>
+        <w:t>Sh</w:t>
+      </w:r>
+      <w:r>
+        <w:t>ow indicator line(</w:t>
+      </w:r>
+      <w:r>
+        <w:rPr>
+          <w:color w:val="4472C4" w:themeColor="accent1"/>
+        </w:rPr>
+        <w:t>3</w:t>
+      </w:r>
+      <w:r>
+        <w:t>)</w:t>
       </w:r>
       <w:r>
         <w:t xml:space="preserve"> </w:t>
@@ -1127,10 +1118,10 @@
         <w:rPr>
           <w:rFonts w:hint="eastAsia"/>
         </w:rPr>
-        <w:t>info</w:t>
-      </w:r>
-      <w:r>
-        <w:t xml:space="preserve"> items(</w:t>
+        <w:t>可选择显示或关闭显示选定点的测量数据，并可Indica</w:t>
+      </w:r>
+      <w:r>
+        <w:t>tor line items(</w:t>
       </w:r>
       <w:r>
         <w:rPr>
@@ -1145,7 +1136,7 @@
         <w:rPr>
           <w:rFonts w:hint="eastAsia"/>
         </w:rPr>
-        <w:t>可选择点云点的大小以及点的颜色</w:t>
+        <w:t>进行选择显示信息（点距离/角度/强度）以及修改测量线的颜色</w:t>
       </w:r>
     </w:p>
     <w:p>
@@ -1161,6 +1152,49 @@
         <w:rPr>
           <w:rFonts w:hint="eastAsia"/>
         </w:rPr>
+        <w:t>Point</w:t>
+      </w:r>
+      <w:r>
+        <w:t xml:space="preserve"> </w:t>
+      </w:r>
+      <w:r>
+        <w:rPr>
+          <w:rFonts w:hint="eastAsia"/>
+        </w:rPr>
+        <w:t>info</w:t>
+      </w:r>
+      <w:r>
+        <w:t xml:space="preserve"> items(</w:t>
+      </w:r>
+      <w:r>
+        <w:rPr>
+          <w:color w:val="4472C4" w:themeColor="accent1"/>
+        </w:rPr>
+        <w:t>5</w:t>
+      </w:r>
+      <w:r>
+        <w:t>)</w:t>
+      </w:r>
+      <w:r>
+        <w:rPr>
+          <w:rFonts w:hint="eastAsia"/>
+        </w:rPr>
+        <w:t>可选择点云点的大小以及点的颜色</w:t>
+      </w:r>
+    </w:p>
+    <w:p>
+      <w:pPr>
+        <w:pStyle w:val="a3"/>
+        <w:numPr>
+          <w:ilvl w:val="0"/>
+          <w:numId w:val="3"/>
+        </w:numPr>
+        <w:ind w:firstLineChars="0"/>
+      </w:pPr>
+      <w:r>
+        <w:rPr>
+          <w:rFonts w:hint="eastAsia"/>
+        </w:rPr>
         <w:t>D</w:t>
       </w:r>
       <w:r>
@@ -1170,7 +1204,7 @@
         <w:rPr>
           <w:color w:val="4472C4" w:themeColor="accent1"/>
         </w:rPr>
-        <w:t>5</w:t>
+        <w:t>6</w:t>
       </w:r>
       <w:r>
         <w:t>)</w:t>

--- a/laser_view/laser_view使用说明.docx
+++ b/laser_view/laser_view使用说明.docx
@@ -1871,6 +1871,14 @@
               </w:rPr>
               <w:t>作者</w:t>
             </w:r>
+            <w:r>
+              <w:rPr>
+                <w:rFonts w:hint="eastAsia"/>
+                <w:b/>
+                <w:bCs/>
+              </w:rPr>
+              <w:t>/修改</w:t>
+            </w:r>
           </w:p>
         </w:tc>
       </w:tr>
@@ -2101,6 +2109,90 @@
             </w:r>
             <w:r>
               <w:t>asen</w:t>
+            </w:r>
+          </w:p>
+        </w:tc>
+      </w:tr>
+      <w:tr>
+        <w:tc>
+          <w:tcPr>
+            <w:tcW w:w="2089" w:type="dxa"/>
+          </w:tcPr>
+          <w:p>
+            <w:pPr>
+              <w:jc w:val="center"/>
+              <w:rPr>
+                <w:rFonts w:hint="eastAsia"/>
+              </w:rPr>
+            </w:pPr>
+            <w:r>
+              <w:rPr>
+                <w:rFonts w:hint="eastAsia"/>
+              </w:rPr>
+              <w:t>2</w:t>
+            </w:r>
+            <w:r>
+              <w:t>024/12/9</w:t>
+            </w:r>
+          </w:p>
+        </w:tc>
+        <w:tc>
+          <w:tcPr>
+            <w:tcW w:w="2088" w:type="dxa"/>
+          </w:tcPr>
+          <w:p>
+            <w:pPr>
+              <w:jc w:val="center"/>
+              <w:rPr>
+                <w:rFonts w:hint="eastAsia"/>
+              </w:rPr>
+            </w:pPr>
+            <w:r>
+              <w:rPr>
+                <w:rFonts w:hint="eastAsia"/>
+              </w:rPr>
+              <w:t>3</w:t>
+            </w:r>
+            <w:r>
+              <w:t>.1</w:t>
+            </w:r>
+          </w:p>
+        </w:tc>
+        <w:tc>
+          <w:tcPr>
+            <w:tcW w:w="2089" w:type="dxa"/>
+          </w:tcPr>
+          <w:p>
+            <w:pPr>
+              <w:jc w:val="center"/>
+              <w:rPr>
+                <w:rFonts w:hint="eastAsia"/>
+              </w:rPr>
+            </w:pPr>
+            <w:r>
+              <w:rPr>
+                <w:rFonts w:hint="eastAsia"/>
+              </w:rPr>
+              <w:t>增加三角雷达类别</w:t>
+            </w:r>
+          </w:p>
+        </w:tc>
+        <w:tc>
+          <w:tcPr>
+            <w:tcW w:w="2030" w:type="dxa"/>
+          </w:tcPr>
+          <w:p>
+            <w:pPr>
+              <w:jc w:val="center"/>
+              <w:rPr>
+                <w:rFonts w:hint="eastAsia"/>
+              </w:rPr>
+            </w:pPr>
+            <w:r>
+              <w:rPr>
+                <w:rFonts w:hint="eastAsia"/>
+              </w:rPr>
+              <w:t>Jasen</w:t>
             </w:r>
           </w:p>
         </w:tc>
